--- a/apps/printing/docx/pallet_passport.docx
+++ b/apps/printing/docx/pallet_passport.docx
@@ -15,7 +15,7 @@
       </w:tblGrid>
       <w:tr>
         <w:trPr>
-          <w:trHeight w:val="907" w:hRule="atLeast"/>
+          <w:trHeight w:val="800" w:hRule="atLeast"/>
         </w:trPr>
         <w:tc>
           <w:tcPr>
@@ -60,7 +60,7 @@
       </w:tr>
       <w:tr>
         <w:trPr>
-          <w:trHeight w:val="907" w:hRule="atLeast"/>
+          <w:trHeight w:val="800" w:hRule="atLeast"/>
         </w:trPr>
         <w:tc>
           <w:tcPr>
@@ -105,7 +105,7 @@
       </w:tr>
       <w:tr>
         <w:trPr>
-          <w:trHeight w:val="907" w:hRule="atLeast"/>
+          <w:trHeight w:val="800" w:hRule="atLeast"/>
         </w:trPr>
         <w:tc>
           <w:tcPr>
@@ -150,7 +150,7 @@
       </w:tr>
       <w:tr>
         <w:trPr>
-          <w:trHeight w:val="907" w:hRule="atLeast"/>
+          <w:trHeight w:val="800" w:hRule="atLeast"/>
         </w:trPr>
         <w:tc>
           <w:tcPr>
@@ -195,7 +195,7 @@
       </w:tr>
       <w:tr>
         <w:trPr>
-          <w:trHeight w:val="907" w:hRule="atLeast"/>
+          <w:trHeight w:val="800" w:hRule="atLeast"/>
         </w:trPr>
         <w:tc>
           <w:tcPr>
@@ -240,7 +240,7 @@
       </w:tr>
       <w:tr>
         <w:trPr>
-          <w:trHeight w:val="907" w:hRule="atLeast"/>
+          <w:trHeight w:val="800" w:hRule="atLeast"/>
         </w:trPr>
         <w:tc>
           <w:tcPr>
@@ -285,7 +285,7 @@
       </w:tr>
       <w:tr>
         <w:trPr>
-          <w:trHeight w:val="907" w:hRule="atLeast"/>
+          <w:trHeight w:val="800" w:hRule="atLeast"/>
         </w:trPr>
         <w:tc>
           <w:tcPr>
@@ -330,7 +330,7 @@
       </w:tr>
       <w:tr>
         <w:trPr>
-          <w:trHeight w:val="907" w:hRule="atLeast"/>
+          <w:trHeight w:val="800" w:hRule="atLeast"/>
         </w:trPr>
         <w:tc>
           <w:tcPr>
@@ -420,7 +420,7 @@
     </w:tbl>
     <w:p>
       <w:pPr>
-        <w:spacing w:before="0" w:after="240"/>
+        <w:spacing w:before="0" w:after="1134" w:line="20" w:lineRule="exact"/>
       </w:pPr>
     </w:p>
     <w:tbl>
@@ -436,7 +436,7 @@
       </w:tblGrid>
       <w:tr>
         <w:trPr>
-          <w:trHeight w:val="907" w:hRule="atLeast"/>
+          <w:trHeight w:val="800" w:hRule="atLeast"/>
         </w:trPr>
         <w:tc>
           <w:tcPr>
@@ -481,7 +481,7 @@
       </w:tr>
       <w:tr>
         <w:trPr>
-          <w:trHeight w:val="907" w:hRule="atLeast"/>
+          <w:trHeight w:val="800" w:hRule="atLeast"/>
         </w:trPr>
         <w:tc>
           <w:tcPr>
@@ -526,7 +526,7 @@
       </w:tr>
       <w:tr>
         <w:trPr>
-          <w:trHeight w:val="907" w:hRule="atLeast"/>
+          <w:trHeight w:val="800" w:hRule="atLeast"/>
         </w:trPr>
         <w:tc>
           <w:tcPr>
@@ -571,7 +571,7 @@
       </w:tr>
       <w:tr>
         <w:trPr>
-          <w:trHeight w:val="907" w:hRule="atLeast"/>
+          <w:trHeight w:val="800" w:hRule="atLeast"/>
         </w:trPr>
         <w:tc>
           <w:tcPr>
@@ -616,7 +616,7 @@
       </w:tr>
       <w:tr>
         <w:trPr>
-          <w:trHeight w:val="907" w:hRule="atLeast"/>
+          <w:trHeight w:val="800" w:hRule="atLeast"/>
         </w:trPr>
         <w:tc>
           <w:tcPr>
@@ -661,7 +661,7 @@
       </w:tr>
       <w:tr>
         <w:trPr>
-          <w:trHeight w:val="907" w:hRule="atLeast"/>
+          <w:trHeight w:val="800" w:hRule="atLeast"/>
         </w:trPr>
         <w:tc>
           <w:tcPr>
@@ -706,7 +706,7 @@
       </w:tr>
       <w:tr>
         <w:trPr>
-          <w:trHeight w:val="907" w:hRule="atLeast"/>
+          <w:trHeight w:val="800" w:hRule="atLeast"/>
         </w:trPr>
         <w:tc>
           <w:tcPr>
@@ -751,7 +751,7 @@
       </w:tr>
       <w:tr>
         <w:trPr>
-          <w:trHeight w:val="907" w:hRule="atLeast"/>
+          <w:trHeight w:val="800" w:hRule="atLeast"/>
         </w:trPr>
         <w:tc>
           <w:tcPr>
@@ -841,7 +841,7 @@
     </w:tbl>
     <w:p>
       <w:pPr>
-        <w:spacing w:before="0" w:after="240"/>
+        <w:spacing w:before="0" w:after="0" w:line="20" w:lineRule="exact"/>
       </w:pPr>
     </w:p>
     <w:sectPr>

--- a/apps/printing/docx/pallet_passport.docx
+++ b/apps/printing/docx/pallet_passport.docx
@@ -213,7 +213,7 @@
                 <w:b/>
                 <w:sz w:val="36"/>
               </w:rPr>
-              <w:t>Вес паллета</w:t>
+              <w:t>Брутто / нетто</w:t>
             </w:r>
           </w:p>
         </w:tc>
@@ -634,7 +634,7 @@
                 <w:b/>
                 <w:sz w:val="36"/>
               </w:rPr>
-              <w:t>Вес паллета</w:t>
+              <w:t>Брутто / нетто</w:t>
             </w:r>
           </w:p>
         </w:tc>

--- a/apps/printing/docx/pallet_passport.docx
+++ b/apps/printing/docx/pallet_passport.docx
@@ -13,6 +13,51 @@
         <w:gridCol w:w="3118"/>
         <w:gridCol w:w="7654"/>
       </w:tblGrid>
+      <w:tr>
+        <w:trPr>
+          <w:trHeight w:val="800" w:hRule="atLeast"/>
+        </w:trPr>
+        <w:tc>
+          <w:tcPr>
+            <w:tcW w:type="dxa" w:w="3118"/>
+            <w:vAlign w:val="center"/>
+          </w:tcPr>
+          <w:p>
+            <w:pPr>
+              <w:spacing w:before="0" w:after="0"/>
+              <w:jc w:val="left"/>
+            </w:pPr>
+            <w:r>
+              <w:rPr>
+                <w:rFonts w:ascii="Calibri" w:hAnsi="Calibri" w:cs="Calibri" w:eastAsia="Calibri"/>
+                <w:b/>
+                <w:sz w:val="36"/>
+              </w:rPr>
+              <w:t>Номер</w:t>
+            </w:r>
+          </w:p>
+        </w:tc>
+        <w:tc>
+          <w:tcPr>
+            <w:tcW w:type="dxa" w:w="7654"/>
+            <w:vAlign w:val="center"/>
+          </w:tcPr>
+          <w:p>
+            <w:pPr>
+              <w:spacing w:before="0" w:after="0"/>
+              <w:jc w:val="left"/>
+            </w:pPr>
+            <w:r>
+              <w:rPr>
+                <w:rFonts w:ascii="Calibri" w:hAnsi="Calibri" w:cs="Calibri" w:eastAsia="Calibri"/>
+                <w:b/>
+                <w:sz w:val="44"/>
+              </w:rPr>
+              <w:t>{{ number }}</w:t>
+            </w:r>
+          </w:p>
+        </w:tc>
+      </w:tr>
       <w:tr>
         <w:trPr>
           <w:trHeight w:val="800" w:hRule="atLeast"/>
@@ -434,6 +479,51 @@
         <w:gridCol w:w="3118"/>
         <w:gridCol w:w="7654"/>
       </w:tblGrid>
+      <w:tr>
+        <w:trPr>
+          <w:trHeight w:val="800" w:hRule="atLeast"/>
+        </w:trPr>
+        <w:tc>
+          <w:tcPr>
+            <w:tcW w:type="dxa" w:w="3118"/>
+            <w:vAlign w:val="center"/>
+          </w:tcPr>
+          <w:p>
+            <w:pPr>
+              <w:spacing w:before="0" w:after="0"/>
+              <w:jc w:val="left"/>
+            </w:pPr>
+            <w:r>
+              <w:rPr>
+                <w:rFonts w:ascii="Calibri" w:hAnsi="Calibri" w:cs="Calibri" w:eastAsia="Calibri"/>
+                <w:b/>
+                <w:sz w:val="36"/>
+              </w:rPr>
+              <w:t>Номер</w:t>
+            </w:r>
+          </w:p>
+        </w:tc>
+        <w:tc>
+          <w:tcPr>
+            <w:tcW w:type="dxa" w:w="7654"/>
+            <w:vAlign w:val="center"/>
+          </w:tcPr>
+          <w:p>
+            <w:pPr>
+              <w:spacing w:before="0" w:after="0"/>
+              <w:jc w:val="left"/>
+            </w:pPr>
+            <w:r>
+              <w:rPr>
+                <w:rFonts w:ascii="Calibri" w:hAnsi="Calibri" w:cs="Calibri" w:eastAsia="Calibri"/>
+                <w:b/>
+                <w:sz w:val="44"/>
+              </w:rPr>
+              <w:t>{{ number }}</w:t>
+            </w:r>
+          </w:p>
+        </w:tc>
+      </w:tr>
       <w:tr>
         <w:trPr>
           <w:trHeight w:val="800" w:hRule="atLeast"/>
